--- a/livrables/lecons/hypnose/2026-10-13_lecon-hypnose_18_neurosciences-hypnose-etabli-debattu.docx
+++ b/livrables/lecons/hypnose/2026-10-13_lecon-hypnose_18_neurosciences-hypnose-etabli-debattu.docx
@@ -323,7 +323,18 @@
           <w:sz w:val="22"/>
           <w:szCs w:val="22"/>
         </w:rPr>
-        <w:t xml:space="preserve">EEG : l'hypnose légère à modérée s'accompagne d'une activité alpha accrue, associée à un état de vigilance détendue. Les protocoles d'hypnose focalisée (centrés sur une tâche) génèrent une activité thêta, caractéristique de l'absorption mentale profonde.</w:t>
+        <w:t xml:space="preserve">EEG : l'hypnose légère à modérée s'accompagne d'une activité alpha accrue, associée à un état de vigilance détendue. ⚠️ À ranger du côté débattu plutôt qu'établi : la page qui porte ce constat le marque elle-même « better source needed » et ajoute aussitôt « However, what these results indicate is unclear ». Les protocoles d'hypnose focalisée (centrés sur une tâche) génèrent une activité thêta, caractéristique de l'absorption mentale profonde.</w:t>
+      </w:r>
+      <w:r>
+        <w:rPr>
+          <w:rFonts w:ascii="Times New Roman" w:cs="Times New Roman" w:eastAsia="Times New Roman" w:hAnsi="Times New Roman"/>
+          <w:i/>
+          <w:iCs/>
+          <w:color w:val="6B7280"/>
+          <w:sz w:val="18"/>
+          <w:szCs w:val="18"/>
+        </w:rPr>
+        <w:t xml:space="preserve">   [Corrigé le 13/10/2026 : ce constat était énoncé platement, dans la section « Ce que les neurosciences établissent ». La page, rouverte le 13/10/2026 (HTTP 200, 91 682 caractères utiles), porte sur cette phrase même la marque « [better source needed] » et la suit de « However, what these results indicate is unclear ». Une leçon qui trie l'établi du débattu avait rangé dans l'établi un énoncé que sa source signale comme mal étayé.]</w:t>
       </w:r>
     </w:p>
     <w:p>
@@ -447,7 +458,18 @@
           <w:sz w:val="22"/>
           <w:szCs w:val="22"/>
         </w:rPr>
-        <w:t xml:space="preserve">Chen et al. (2026, Psychoradiology) rapportent que les niveaux de suggestibilité — une composante clé de l'hypnotisabilité — s'associent à des patterns spécifiques de connectivité fonctionnelle neurale intrinsèque, impliquant notamment la mémoire de travail et les processus décisionnels.</w:t>
+        <w:t xml:space="preserve">Chen et al. (2026, Psychoradiology) rapportent que les niveaux de suggestibilité — une composante clé de l'hypnotisabilité — s'associent à des patterns spécifiques de connectivité fonctionnelle neurale intrinsèque, dans les domaines de la mémoire de travail et du contrôle attentionnel — ce sont les deux domaines que l'étude nomme, et elle conclut que la suggestibilité module le contrôle attentionnel, la structure cérébrale et cette connectivité intrinsèque.</w:t>
+      </w:r>
+      <w:r>
+        <w:rPr>
+          <w:rFonts w:ascii="Times New Roman" w:cs="Times New Roman" w:eastAsia="Times New Roman" w:hAnsi="Times New Roman"/>
+          <w:i/>
+          <w:iCs/>
+          <w:color w:val="6B7280"/>
+          <w:sz w:val="18"/>
+          <w:szCs w:val="18"/>
+        </w:rPr>
+        <w:t xml:space="preserve">   [Corrigé le 13/10/2026 : la version du 13/10/2026 écrivait « impliquant notamment la mémoire de travail et les processus décisionnels ». Le résumé de la notice (PMC13559191, API Europe PMC, relevé le 13/10/2026) nomme deux domaines, et le second n'est pas celui-là : « we examined the behavioral, structural, and functional neural correlates of suggestibility in the domains of working memory and attentional control », et sa conclusion répète « suggestibility modulates attentional control, brain structure, and intrinsic functional connectivity ». Le mot « decision » compte zéro occurrence dans le résumé. Le contrôle attentionnel est par ailleurs ce que tout le reste de la leçon articule.]</w:t>
       </w:r>
     </w:p>
     <w:p>
@@ -557,7 +579,18 @@
           <w:sz w:val="22"/>
           <w:szCs w:val="22"/>
         </w:rPr>
-        <w:t xml:space="preserve">De Pascalis (2026, Brain Sciences) explore, dans une revue EEG, comment les suggestions hypnotiques d'analgésie s'accompagnent de changements coordonnés dans plusieurs bandes de fréquences : thêta (attention interne et maintien de la suggestion), alpha (inhibition sensorielle), bêta et gamma (modulation cognitive et motrice de la douleur). Ce travail propose d'interpréter ces résultats à travers le cadre du predictive coding — la douleur hypnotique serait modulée par des prédictions top-down qui réduisent la signification perçue des signaux nociceptifs.</w:t>
+        <w:t xml:space="preserve">De Pascalis (2026, Brain Sciences) explore, dans une revue EEG, comment les suggestions hypnotiques d'analgésie s'accompagnent de changements coordonnés dans plusieurs bandes de fréquences : thêta (attention interne et maintien de la suggestion), alpha (inhibition sensorielle), bêta (soulagement de la douleur dans ses composantes cognitive et motrice) et gamma, dont la DIMINUTION signale une réduction de la signification des signaux de douleur. Ce travail propose d'interpréter ces résultats à travers les cadres du predictive coding et de l'inférence active.</w:t>
+      </w:r>
+      <w:r>
+        <w:rPr>
+          <w:rFonts w:ascii="Times New Roman" w:cs="Times New Roman" w:eastAsia="Times New Roman" w:hAnsi="Times New Roman"/>
+          <w:i/>
+          <w:iCs/>
+          <w:color w:val="6B7280"/>
+          <w:sz w:val="18"/>
+          <w:szCs w:val="18"/>
+        </w:rPr>
+        <w:t xml:space="preserve">   [Corrigé le 13/10/2026 : la version du 13/10/2026 groupait « bêta et gamma (modulation cognitive et motrice de la douleur) » et attribuait la réduction de signification des signaux nociceptifs à des « prédictions top-down ». Le résumé de la notice (PMC13510804, API Europe PMC, relevé le 13/10/2026) découpe autrement : « Beta oscillations enhance pain relief in cognitive and motor functions, while decreased gamma activity indicates reduced significance of pain signals » — le rôle cognitivo-moteur est celui du bêta SEUL, le gamma porte la signification et en DIMINUTION. Et « top-down » n'est pas le vocabulaire du résumé, qui nomme « predictive coding and active inference frameworks ». Le thêta et l'alpha, eux, étaient rendus exactement.]</w:t>
       </w:r>
     </w:p>
     <w:p>
@@ -748,7 +781,18 @@
           <w:sz w:val="22"/>
           <w:szCs w:val="22"/>
         </w:rPr>
-        <w:t xml:space="preserve">Hypnose et méditation : deux états distincts. Il serait prématuré de conclure que l'hypnose et la méditation sont médiées par les mêmes mécanismes cérébraux, même si certains corrélats (alpha, réduction de l'auto-référentialité) se ressemblent. Les populations et les protocoles étudiés diffèrent trop pour généraliser.</w:t>
+        <w:t xml:space="preserve">Hypnose et méditation : rien ne permet encore de les rapprocher. La page de Wikipedia écrit « It is, however, premature to claim that hypnosis and meditation are mediated by similar brain systems and neural mechanisms » — il serait donc prématuré de conclure que l'hypnose et la méditation sont médiées par les mêmes mécanismes cérébraux, ce qui ne permet pas pour autant d'affirmer qu'elles sont distinctes, même si certains corrélats (alpha, réduction de l'auto-référentialité) se ressemblent. Les populations et les protocoles étudiés diffèrent trop pour généraliser.</w:t>
+      </w:r>
+      <w:r>
+        <w:rPr>
+          <w:rFonts w:ascii="Times New Roman" w:cs="Times New Roman" w:eastAsia="Times New Roman" w:hAnsi="Times New Roman"/>
+          <w:i/>
+          <w:iCs/>
+          <w:color w:val="6B7280"/>
+          <w:sz w:val="18"/>
+          <w:szCs w:val="18"/>
+        </w:rPr>
+        <w:t xml:space="preserve">   [Corrigé le 13/10/2026 : le titre de ce point était « Hypnose et méditation : deux états distincts », alors que son corps rendait fidèlement une source qui dit l'inverse — qu'il est prématuré de les croire SEMBLABLES. Refuser l'affirmation de similitude n'est pas affirmer la distinction : le titre tranchait là où la page suspend, et c'est exactement l'erreur que cette leçon enseigne à ne pas commettre.]</w:t>
       </w:r>
     </w:p>
     <w:p>
@@ -2045,7 +2089,7 @@
           <w:sz w:val="22"/>
           <w:szCs w:val="22"/>
         </w:rPr>
-        <w:t xml:space="preserve"> — Revue sur l'hypnose et la régulation de l'anxiété, implications cardiovasculaires. DOI: 10.3389/fpsyg.2024.1411835</w:t>
+        <w:t xml:space="preserve"> — Revue sur l'hypnose et la régulation de l'anxiété, implications cardiovasculaires. ⚠️ Notice vérifiée, mais cette source n'est mobilisée dans aucun paragraphe du corps : elle est donnée en lecture complémentaire. DOI: 10.3389/fpsyg.2024.1411835</w:t>
       </w:r>
     </w:p>
     <w:p>
@@ -2175,6 +2219,120 @@
           <w:szCs w:val="22"/>
         </w:rPr>
         <w:t xml:space="preserve">Tu approfondiras : le vide partiel du cadre réglementaire français sur l'hypnose, les conditions légales de son exercice, les dérives documentées et les garde-fous existants — une leçon directement liée à la prudence que cette leçon 18 t'a invité à adopter face aux revendications non étayées.</w:t>
+      </w:r>
+    </w:p>
+    <w:p>
+      <w:pPr>
+        <w:spacing w:before="360" w:after="120"/>
+      </w:pPr>
+      <w:r>
+        <w:rPr>
+          <w:rFonts w:ascii="Times New Roman" w:cs="Times New Roman" w:eastAsia="Times New Roman" w:hAnsi="Times New Roman"/>
+          <w:b/>
+          <w:bCs/>
+          <w:color w:val="1F2937"/>
+          <w:sz w:val="26"/>
+          <w:szCs w:val="26"/>
+        </w:rPr>
+        <w:t xml:space="preserve">📝 Journal des corrections</w:t>
+      </w:r>
+    </w:p>
+    <w:p>
+      <w:pPr>
+        <w:spacing w:after="80"/>
+      </w:pPr>
+      <w:r>
+        <w:rPr>
+          <w:rFonts w:ascii="Times New Roman" w:cs="Times New Roman" w:eastAsia="Times New Roman" w:hAnsi="Times New Roman"/>
+          <w:color w:val="1F2937"/>
+          <w:sz w:val="22"/>
+          <w:szCs w:val="22"/>
+        </w:rPr>
+        <w:t xml:space="preserve">Corrections apportées le 13/10/2026 après relevé des six notices sur l'API Europe PMC et réouverture de la page Wikipedia avec un agent de navigateur. Les libellés d'origine sont conservés ci-dessous. Les citations littérales de ces corrections sont placées dans les marqueurs plutôt que dans le corps pour trois des six pages PMC, qui ne rendent que 167 caractères utiles à l'anti-robot et sur lesquelles aucun contrôle ne pourrait les apparier.</w:t>
+      </w:r>
+    </w:p>
+    <w:p>
+      <w:pPr>
+        <w:spacing w:after="80"/>
+      </w:pPr>
+      <w:r>
+        <w:rPr>
+          <w:rFonts w:ascii="Times New Roman" w:cs="Times New Roman" w:eastAsia="Times New Roman" w:hAnsi="Times New Roman"/>
+          <w:color w:val="1F2937"/>
+          <w:sz w:val="20"/>
+          <w:szCs w:val="20"/>
+        </w:rPr>
+        <w:t xml:space="preserve">• Théorie 1.b — « impliquant notamment la mémoire de travail et les processus décisionnels » (Chen et al.) : le résumé nomme « working memory and attentional control », et « decision » y compte zéro occurrence.</w:t>
+      </w:r>
+    </w:p>
+    <w:p>
+      <w:pPr>
+        <w:spacing w:after="80"/>
+      </w:pPr>
+      <w:r>
+        <w:rPr>
+          <w:rFonts w:ascii="Times New Roman" w:cs="Times New Roman" w:eastAsia="Times New Roman" w:hAnsi="Times New Roman"/>
+          <w:color w:val="1F2937"/>
+          <w:sz w:val="20"/>
+          <w:szCs w:val="20"/>
+        </w:rPr>
+        <w:t xml:space="preserve">• Théorie 1.d — « bêta et gamma (modulation cognitive et motrice de la douleur) » et « prédictions top-down » (De Pascalis) : le rôle cognitivo-moteur est au bêta seul, le gamma porte la réduction de signification et en diminution, et le résumé nomme « predictive coding and active inference », non « top-down ».</w:t>
+      </w:r>
+    </w:p>
+    <w:p>
+      <w:pPr>
+        <w:spacing w:after="80"/>
+      </w:pPr>
+      <w:r>
+        <w:rPr>
+          <w:rFonts w:ascii="Times New Roman" w:cs="Times New Roman" w:eastAsia="Times New Roman" w:hAnsi="Times New Roman"/>
+          <w:color w:val="1F2937"/>
+          <w:sz w:val="20"/>
+          <w:szCs w:val="20"/>
+        </w:rPr>
+        <w:t xml:space="preserve">• Théorie 2, point 6 — titre « Hypnose et méditation : deux états distincts » : la source dit qu'il est prématuré de les croire semblables, ce qui n'autorise pas à les déclarer distincts.</w:t>
+      </w:r>
+    </w:p>
+    <w:p>
+      <w:pPr>
+        <w:spacing w:after="80"/>
+      </w:pPr>
+      <w:r>
+        <w:rPr>
+          <w:rFonts w:ascii="Times New Roman" w:cs="Times New Roman" w:eastAsia="Times New Roman" w:hAnsi="Times New Roman"/>
+          <w:color w:val="1F2937"/>
+          <w:sz w:val="20"/>
+          <w:szCs w:val="20"/>
+        </w:rPr>
+        <w:t xml:space="preserve">• Théorie 1.a — le constat sur l'activité alpha porte désormais la réserve de sa page (« better source needed », « what these results indicate is unclear »).</w:t>
+      </w:r>
+    </w:p>
+    <w:p>
+      <w:pPr>
+        <w:spacing w:after="80"/>
+      </w:pPr>
+      <w:r>
+        <w:rPr>
+          <w:rFonts w:ascii="Times New Roman" w:cs="Times New Roman" w:eastAsia="Times New Roman" w:hAnsi="Times New Roman"/>
+          <w:color w:val="1F2937"/>
+          <w:sz w:val="20"/>
+          <w:szCs w:val="20"/>
+        </w:rPr>
+        <w:t xml:space="preserve">• Ressources — la notice Leo/Keller/Proietti (2024) est signalée comme lecture complémentaire : elle était annoncée parmi les sources mobilisées sans servir dans le corps.</w:t>
+      </w:r>
+    </w:p>
+    <w:p>
+      <w:pPr>
+        <w:spacing w:after="80"/>
+      </w:pPr>
+      <w:r>
+        <w:rPr>
+          <w:rFonts w:ascii="Times New Roman" w:cs="Times New Roman" w:eastAsia="Times New Roman" w:hAnsi="Times New Roman"/>
+          <w:color w:val="1F2937"/>
+          <w:sz w:val="20"/>
+          <w:szCs w:val="20"/>
+        </w:rPr>
+        <w:t xml:space="preserve">• 📌 Pour mémoire : les six PMCID, six revues, six années, six listes d'auteurs, six titres et six DOI ont été vérifiés un par un sur l'API Europe PMC — les trente-six concordent.</w:t>
       </w:r>
     </w:p>
     <w:sectPr>
